--- a/backend/templates/complaint/CDOGS-HWCR-COMPLAINT-TEMPLATE-v1.docx
+++ b/backend/templates/complaint/CDOGS-HWCR-COMPLAINT-TEMPLATE-v1.docx
@@ -13372,6 +13372,86 @@
           </w:p>
         </w:tc>
       </w:tr>
+      <w:tr>
+        <w:trPr>
+          <w:trHeight w:val="300"/>
+        </w:trPr>
+        <w:tc>
+          <w:tcPr>
+            <w:tcW w:w="2552" w:type="dxa"/>
+            <w:tcBorders>
+              <w:top w:val="nil"/>
+              <w:left w:val="nil"/>
+              <w:bottom w:val="nil"/>
+              <w:right w:val="single" w:sz="6" w:space="0" w:color="7F7F7F"/>
+            </w:tcBorders>
+          </w:tcPr>
+          <w:p>
+            <w:pPr>
+              <w:spacing w:after="0"/>
+              <w:rPr>
+                <w:rFonts w:ascii="BC Sans" w:hAnsi="BC Sans"/>
+                <w:b/>
+                <w:bCs/>
+                <w:sz w:val="20"/>
+                <w:szCs w:val="20"/>
+                <w:lang w:val="en-CA"/>
+              </w:rPr>
+            </w:pPr>
+            <w:r>
+              <w:rPr>
+                <w:rFonts w:ascii="BC Sans" w:hAnsi="BC Sans"/>
+                <w:sz w:val="20"/>
+                <w:szCs w:val="20"/>
+              </w:rPr>
+              <w:t>Comments</w:t>
+            </w:r>
+            <w:r>
+              <w:rPr>
+                <w:rFonts w:ascii="BC Sans" w:hAnsi="BC Sans"/>
+                <w:b/>
+                <w:bCs/>
+                <w:sz w:val="20"/>
+                <w:szCs w:val="20"/>
+                <w:lang w:val="en-CA"/>
+              </w:rPr>
+              <w:t> </w:t>
+            </w:r>
+          </w:p>
+        </w:tc>
+        <w:tc>
+          <w:tcPr>
+            <w:tcW w:w="8248" w:type="dxa"/>
+            <w:tcBorders>
+              <w:top w:val="nil"/>
+              <w:left w:val="nil"/>
+              <w:bottom w:val="nil"/>
+              <w:right w:val="nil"/>
+            </w:tcBorders>
+            <w:hideMark/>
+          </w:tcPr>
+          <w:p>
+            <w:pPr>
+              <w:spacing w:after="0"/>
+              <w:rPr>
+                <w:rFonts w:ascii="BC Sans" w:hAnsi="BC Sans"/>
+                <w:sz w:val="20"/>
+                <w:szCs w:val="20"/>
+                <w:lang w:val="en-CA"/>
+              </w:rPr>
+            </w:pPr>
+            <w:r>
+              <w:rPr>
+                <w:rFonts w:ascii="BC Sans" w:hAnsi="BC Sans"/>
+                <w:sz w:val="20"/>
+                <w:szCs w:val="20"/>
+                <w:lang w:val="en-CA"/>
+              </w:rPr>
+              <w:t>{d.outcome.assessment[i].comments}</w:t>
+            </w:r>
+          </w:p>
+        </w:tc>
+      </w:tr>
     </w:tbl>
     <w:p>
       <w:pPr>
@@ -14437,6 +14517,87 @@
                 <w:lang w:val="en-CA"/>
               </w:rPr>
               <w:t>}</w:t>
+            </w:r>
+          </w:p>
+        </w:tc>
+      </w:tr>
+      <w:tr>
+        <w:trPr>
+          <w:trHeight w:val="300"/>
+        </w:trPr>
+        <w:tc>
+          <w:tcPr>
+            <w:tcW w:w="2511" w:type="dxa"/>
+            <w:tcBorders>
+              <w:top w:val="nil"/>
+              <w:left w:val="nil"/>
+              <w:bottom w:val="nil"/>
+              <w:right w:val="single" w:sz="6" w:space="0" w:color="7F7F7F"/>
+            </w:tcBorders>
+            <w:hideMark/>
+          </w:tcPr>
+          <w:p>
+            <w:pPr>
+              <w:spacing w:after="0"/>
+              <w:rPr>
+                <w:rFonts w:ascii="BC Sans" w:hAnsi="BC Sans"/>
+                <w:b/>
+                <w:bCs/>
+                <w:sz w:val="20"/>
+                <w:szCs w:val="20"/>
+                <w:lang w:val="en-CA"/>
+              </w:rPr>
+            </w:pPr>
+            <w:r>
+              <w:rPr>
+                <w:rFonts w:ascii="BC Sans" w:hAnsi="BC Sans"/>
+                <w:sz w:val="20"/>
+                <w:szCs w:val="20"/>
+              </w:rPr>
+              <w:t>Comments</w:t>
+            </w:r>
+            <w:r>
+              <w:rPr>
+                <w:rFonts w:ascii="BC Sans" w:hAnsi="BC Sans"/>
+                <w:b/>
+                <w:bCs/>
+                <w:sz w:val="20"/>
+                <w:szCs w:val="20"/>
+                <w:lang w:val="en-CA"/>
+              </w:rPr>
+              <w:t> </w:t>
+            </w:r>
+          </w:p>
+        </w:tc>
+        <w:tc>
+          <w:tcPr>
+            <w:tcW w:w="8289" w:type="dxa"/>
+            <w:tcBorders>
+              <w:top w:val="nil"/>
+              <w:left w:val="nil"/>
+              <w:bottom w:val="nil"/>
+              <w:right w:val="nil"/>
+            </w:tcBorders>
+            <w:hideMark/>
+          </w:tcPr>
+          <w:p>
+            <w:pPr>
+              <w:spacing w:after="0"/>
+              <w:rPr>
+                <w:rFonts w:ascii="BC Sans" w:hAnsi="BC Sans"/>
+                <w:sz w:val="20"/>
+                <w:szCs w:val="20"/>
+                <w:lang w:val="en-CA"/>
+              </w:rPr>
+            </w:pPr>
+            <w:r>
+              <w:rPr>
+                <w:rFonts w:ascii="BC Sans" w:hAnsi="BC Sans"/>
+                <w:sz w:val="20"/>
+                <w:szCs w:val="20"/>
+                <w:lang w:val="en-CA"/>
+              </w:rPr>
+              <w:t>{d.outcome.assessment[i].comments}</w:t>
             </w:r>
           </w:p>
         </w:tc>
